--- a/public/fun/forms/이력서_CRM·그로스마케터_6_NCS형.docx
+++ b/public/fun/forms/이력서_CRM·그로스마케터_6_NCS형.docx
@@ -351,6 +351,234 @@
         <w:t xml:space="preserve">   직무와 관련된 경력·경험을 최근순으로</w:t>
       </w:r>
     </w:p>
+    <w:p>
+      <w:pPr>
+        <w:keepNext/>
+        <w:spacing w:before="100" w:after="40"/>
+        <w:jc w:val="left"/>
+      </w:pPr>
+      <w:r>
+        <w:rPr>
+          <w:b/>
+          <w:color w:val="34598E"/>
+          <w:sz w:val="19"/>
+        </w:rPr>
+        <w:t>경력 · 학력 · 자격</w:t>
+      </w:r>
+    </w:p>
+    <w:tbl>
+      <w:tblPr>
+        <w:tblW w:w="10410" w:type="dxa"/>
+        <w:jc w:val="left"/>
+        <w:tblBorders>
+          <w:top w:val="single" w:sz="4" w:space="0" w:color="C3CAD5"/>
+          <w:left w:val="single" w:sz="4" w:space="0" w:color="C3CAD5"/>
+          <w:bottom w:val="single" w:sz="4" w:space="0" w:color="C3CAD5"/>
+          <w:right w:val="single" w:sz="4" w:space="0" w:color="C3CAD5"/>
+          <w:insideH w:val="single" w:sz="4" w:space="0" w:color="C3CAD5"/>
+          <w:insideV w:val="single" w:sz="4" w:space="0" w:color="C3CAD5"/>
+        </w:tblBorders>
+        <w:tblLayout w:type="fixed"/>
+        <w:tblCellMar>
+          <w:top w:w="40" w:type="dxa"/>
+          <w:left w:w="80" w:type="dxa"/>
+          <w:bottom w:w="40" w:type="dxa"/>
+          <w:right w:w="80" w:type="dxa"/>
+        </w:tblCellMar>
+        <w:tblLook w:firstColumn="1" w:firstRow="1" w:lastColumn="0" w:lastRow="0" w:noHBand="0" w:noVBand="1" w:val="04A0"/>
+      </w:tblPr>
+      <w:tblGrid>
+        <w:gridCol w:w="2085"/>
+        <w:gridCol w:w="4170"/>
+        <w:gridCol w:w="4155"/>
+      </w:tblGrid>
+      <w:tr>
+        <w:trPr>
+          <w:trHeight w:val="420" w:hRule="atLeast"/>
+          <w:cantSplit/>
+        </w:trPr>
+        <w:tc>
+          <w:tcPr>
+            <w:tcW w:type="dxa" w:w="2085"/>
+            <w:shd w:val="clear" w:color="auto" w:fill="F1F3F6"/>
+            <w:vAlign w:val="center"/>
+          </w:tcPr>
+          <w:p>
+            <w:pPr>
+              <w:spacing w:before="0" w:after="0"/>
+              <w:jc w:val="center"/>
+            </w:pPr>
+            <w:r>
+              <w:rPr>
+                <w:b/>
+                <w:color w:val="193357"/>
+                <w:sz w:val="19"/>
+              </w:rPr>
+              <w:t>기 간</w:t>
+            </w:r>
+          </w:p>
+        </w:tc>
+        <w:tc>
+          <w:tcPr>
+            <w:tcW w:type="dxa" w:w="4170"/>
+            <w:shd w:val="clear" w:color="auto" w:fill="F1F3F6"/>
+            <w:vAlign w:val="center"/>
+          </w:tcPr>
+          <w:p>
+            <w:pPr>
+              <w:spacing w:before="0" w:after="0"/>
+              <w:jc w:val="center"/>
+            </w:pPr>
+            <w:r>
+              <w:rPr>
+                <w:b/>
+                <w:color w:val="193357"/>
+                <w:sz w:val="19"/>
+              </w:rPr>
+              <w:t>학교 / 기관</w:t>
+            </w:r>
+          </w:p>
+        </w:tc>
+        <w:tc>
+          <w:tcPr>
+            <w:tcW w:type="dxa" w:w="4155"/>
+            <w:shd w:val="clear" w:color="auto" w:fill="F1F3F6"/>
+            <w:vAlign w:val="center"/>
+          </w:tcPr>
+          <w:p>
+            <w:pPr>
+              <w:spacing w:before="0" w:after="0"/>
+              <w:jc w:val="center"/>
+            </w:pPr>
+            <w:r>
+              <w:rPr>
+                <w:b/>
+                <w:color w:val="193357"/>
+                <w:sz w:val="19"/>
+              </w:rPr>
+              <w:t>내 용</w:t>
+            </w:r>
+          </w:p>
+        </w:tc>
+      </w:tr>
+      <w:tr>
+        <w:trPr>
+          <w:trHeight w:val="465" w:hRule="atLeast"/>
+          <w:cantSplit/>
+        </w:trPr>
+        <w:tc>
+          <w:tcPr>
+            <w:tcW w:type="dxa" w:w="2085"/>
+            <w:vAlign w:val="center"/>
+          </w:tcPr>
+          <w:p>
+            <w:pPr>
+              <w:spacing w:before="0" w:after="0"/>
+              <w:jc w:val="left"/>
+            </w:pPr>
+            <w:r>
+              <w:rPr>
+                <w:color w:val="A9B0B8"/>
+                <w:sz w:val="16"/>
+              </w:rPr>
+              <w:t>예) 2022.03 ~ 2024.02</w:t>
+            </w:r>
+          </w:p>
+        </w:tc>
+        <w:tc>
+          <w:tcPr>
+            <w:tcW w:type="dxa" w:w="4170"/>
+            <w:vAlign w:val="center"/>
+          </w:tcPr>
+          <w:p>
+            <w:pPr>
+              <w:spacing w:before="0" w:after="0"/>
+              <w:jc w:val="left"/>
+            </w:pPr>
+            <w:r>
+              <w:rPr>
+                <w:color w:val="A9B0B8"/>
+                <w:sz w:val="16"/>
+              </w:rPr>
+              <w:t>○○대학교 (졸업)</w:t>
+            </w:r>
+          </w:p>
+        </w:tc>
+        <w:tc>
+          <w:tcPr>
+            <w:tcW w:type="dxa" w:w="4155"/>
+            <w:vAlign w:val="center"/>
+          </w:tcPr>
+          <w:p>
+            <w:pPr>
+              <w:spacing w:before="0" w:after="0"/>
+              <w:jc w:val="left"/>
+            </w:pPr>
+            <w:r>
+              <w:rPr>
+                <w:color w:val="A9B0B8"/>
+                <w:sz w:val="16"/>
+              </w:rPr>
+              <w:t>배운 점 · 활동 내용</w:t>
+            </w:r>
+          </w:p>
+        </w:tc>
+      </w:tr>
+      <w:tr>
+        <w:trPr>
+          <w:trHeight w:val="465" w:hRule="atLeast"/>
+          <w:cantSplit/>
+        </w:trPr>
+        <w:tc>
+          <w:tcPr>
+            <w:tcW w:type="dxa" w:w="2085"/>
+            <w:vAlign w:val="center"/>
+          </w:tcPr>
+          <w:p/>
+        </w:tc>
+        <w:tc>
+          <w:tcPr>
+            <w:tcW w:type="dxa" w:w="4170"/>
+            <w:vAlign w:val="center"/>
+          </w:tcPr>
+          <w:p/>
+        </w:tc>
+        <w:tc>
+          <w:tcPr>
+            <w:tcW w:type="dxa" w:w="4155"/>
+            <w:vAlign w:val="center"/>
+          </w:tcPr>
+          <w:p/>
+        </w:tc>
+      </w:tr>
+      <w:tr>
+        <w:trPr>
+          <w:trHeight w:val="465" w:hRule="atLeast"/>
+          <w:cantSplit/>
+        </w:trPr>
+        <w:tc>
+          <w:tcPr>
+            <w:tcW w:type="dxa" w:w="2085"/>
+            <w:vAlign w:val="center"/>
+          </w:tcPr>
+          <w:p/>
+        </w:tc>
+        <w:tc>
+          <w:tcPr>
+            <w:tcW w:type="dxa" w:w="4170"/>
+            <w:vAlign w:val="center"/>
+          </w:tcPr>
+          <w:p/>
+        </w:tc>
+        <w:tc>
+          <w:tcPr>
+            <w:tcW w:type="dxa" w:w="4155"/>
+            <w:vAlign w:val="center"/>
+          </w:tcPr>
+          <w:p/>
+        </w:tc>
+      </w:tr>
+    </w:tbl>
     <w:p>
       <w:pPr>
         <w:keepNext/>
@@ -1248,198 +1476,6 @@
     <w:p>
       <w:pPr>
         <w:keepNext/>
-        <w:spacing w:before="100" w:after="40"/>
-        <w:jc w:val="left"/>
-      </w:pPr>
-      <w:r>
-        <w:rPr>
-          <w:b/>
-          <w:color w:val="34598E"/>
-          <w:sz w:val="19"/>
-        </w:rPr>
-        <w:t>경력 · 학력 · 자격</w:t>
-      </w:r>
-    </w:p>
-    <w:tbl>
-      <w:tblPr>
-        <w:tblW w:w="10410" w:type="dxa"/>
-        <w:jc w:val="left"/>
-        <w:tblBorders>
-          <w:top w:val="single" w:sz="4" w:space="0" w:color="C3CAD5"/>
-          <w:left w:val="single" w:sz="4" w:space="0" w:color="C3CAD5"/>
-          <w:bottom w:val="single" w:sz="4" w:space="0" w:color="C3CAD5"/>
-          <w:right w:val="single" w:sz="4" w:space="0" w:color="C3CAD5"/>
-          <w:insideH w:val="single" w:sz="4" w:space="0" w:color="C3CAD5"/>
-          <w:insideV w:val="single" w:sz="4" w:space="0" w:color="C3CAD5"/>
-        </w:tblBorders>
-        <w:tblLayout w:type="fixed"/>
-        <w:tblCellMar>
-          <w:top w:w="40" w:type="dxa"/>
-          <w:left w:w="80" w:type="dxa"/>
-          <w:bottom w:w="40" w:type="dxa"/>
-          <w:right w:w="80" w:type="dxa"/>
-        </w:tblCellMar>
-        <w:tblLook w:firstColumn="1" w:firstRow="1" w:lastColumn="0" w:lastRow="0" w:noHBand="0" w:noVBand="1" w:val="04A0"/>
-      </w:tblPr>
-      <w:tblGrid>
-        <w:gridCol w:w="2085"/>
-        <w:gridCol w:w="4170"/>
-        <w:gridCol w:w="4155"/>
-      </w:tblGrid>
-      <w:tr>
-        <w:trPr>
-          <w:trHeight w:val="420" w:hRule="atLeast"/>
-          <w:cantSplit/>
-        </w:trPr>
-        <w:tc>
-          <w:tcPr>
-            <w:tcW w:type="dxa" w:w="2085"/>
-            <w:shd w:val="clear" w:color="auto" w:fill="F1F3F6"/>
-            <w:vAlign w:val="center"/>
-          </w:tcPr>
-          <w:p>
-            <w:pPr>
-              <w:spacing w:before="0" w:after="0"/>
-              <w:jc w:val="center"/>
-            </w:pPr>
-            <w:r>
-              <w:rPr>
-                <w:b/>
-                <w:color w:val="193357"/>
-                <w:sz w:val="19"/>
-              </w:rPr>
-              <w:t>기 간</w:t>
-            </w:r>
-          </w:p>
-        </w:tc>
-        <w:tc>
-          <w:tcPr>
-            <w:tcW w:type="dxa" w:w="4170"/>
-            <w:shd w:val="clear" w:color="auto" w:fill="F1F3F6"/>
-            <w:vAlign w:val="center"/>
-          </w:tcPr>
-          <w:p>
-            <w:pPr>
-              <w:spacing w:before="0" w:after="0"/>
-              <w:jc w:val="center"/>
-            </w:pPr>
-            <w:r>
-              <w:rPr>
-                <w:b/>
-                <w:color w:val="193357"/>
-                <w:sz w:val="19"/>
-              </w:rPr>
-              <w:t>학교 / 기관</w:t>
-            </w:r>
-          </w:p>
-        </w:tc>
-        <w:tc>
-          <w:tcPr>
-            <w:tcW w:type="dxa" w:w="4155"/>
-            <w:shd w:val="clear" w:color="auto" w:fill="F1F3F6"/>
-            <w:vAlign w:val="center"/>
-          </w:tcPr>
-          <w:p>
-            <w:pPr>
-              <w:spacing w:before="0" w:after="0"/>
-              <w:jc w:val="center"/>
-            </w:pPr>
-            <w:r>
-              <w:rPr>
-                <w:b/>
-                <w:color w:val="193357"/>
-                <w:sz w:val="19"/>
-              </w:rPr>
-              <w:t>내 용</w:t>
-            </w:r>
-          </w:p>
-        </w:tc>
-      </w:tr>
-      <w:tr>
-        <w:trPr>
-          <w:trHeight w:val="465" w:hRule="atLeast"/>
-          <w:cantSplit/>
-        </w:trPr>
-        <w:tc>
-          <w:tcPr>
-            <w:tcW w:type="dxa" w:w="2085"/>
-            <w:vAlign w:val="center"/>
-          </w:tcPr>
-          <w:p/>
-        </w:tc>
-        <w:tc>
-          <w:tcPr>
-            <w:tcW w:type="dxa" w:w="4170"/>
-            <w:vAlign w:val="center"/>
-          </w:tcPr>
-          <w:p/>
-        </w:tc>
-        <w:tc>
-          <w:tcPr>
-            <w:tcW w:type="dxa" w:w="4155"/>
-            <w:vAlign w:val="center"/>
-          </w:tcPr>
-          <w:p/>
-        </w:tc>
-      </w:tr>
-      <w:tr>
-        <w:trPr>
-          <w:trHeight w:val="465" w:hRule="atLeast"/>
-          <w:cantSplit/>
-        </w:trPr>
-        <w:tc>
-          <w:tcPr>
-            <w:tcW w:type="dxa" w:w="2085"/>
-            <w:vAlign w:val="center"/>
-          </w:tcPr>
-          <w:p/>
-        </w:tc>
-        <w:tc>
-          <w:tcPr>
-            <w:tcW w:type="dxa" w:w="4170"/>
-            <w:vAlign w:val="center"/>
-          </w:tcPr>
-          <w:p/>
-        </w:tc>
-        <w:tc>
-          <w:tcPr>
-            <w:tcW w:type="dxa" w:w="4155"/>
-            <w:vAlign w:val="center"/>
-          </w:tcPr>
-          <w:p/>
-        </w:tc>
-      </w:tr>
-      <w:tr>
-        <w:trPr>
-          <w:trHeight w:val="465" w:hRule="atLeast"/>
-          <w:cantSplit/>
-        </w:trPr>
-        <w:tc>
-          <w:tcPr>
-            <w:tcW w:type="dxa" w:w="2085"/>
-            <w:vAlign w:val="center"/>
-          </w:tcPr>
-          <w:p/>
-        </w:tc>
-        <w:tc>
-          <w:tcPr>
-            <w:tcW w:type="dxa" w:w="4170"/>
-            <w:vAlign w:val="center"/>
-          </w:tcPr>
-          <w:p/>
-        </w:tc>
-        <w:tc>
-          <w:tcPr>
-            <w:tcW w:type="dxa" w:w="4155"/>
-            <w:vAlign w:val="center"/>
-          </w:tcPr>
-          <w:p/>
-        </w:tc>
-      </w:tr>
-    </w:tbl>
-    <w:p>
-      <w:pPr>
-        <w:keepNext/>
         <w:pBdr>
           <w:bottom w:val="single" w:sz="10" w:space="3" w:color="34598E"/>
         </w:pBdr>

--- a/public/fun/forms/이력서_CRM·그로스마케터_6_NCS형.docx
+++ b/public/fun/forms/이력서_CRM·그로스마케터_6_NCS형.docx
@@ -108,10 +108,10 @@
         <w:tblLook w:firstColumn="1" w:firstRow="1" w:lastColumn="0" w:lastRow="0" w:noHBand="0" w:noVBand="1" w:val="04A0"/>
       </w:tblPr>
       <w:tblGrid>
-        <w:gridCol w:w="1200"/>
+        <w:gridCol w:w="1230"/>
         <w:gridCol w:w="3975"/>
-        <w:gridCol w:w="1200"/>
-        <w:gridCol w:w="4035"/>
+        <w:gridCol w:w="1230"/>
+        <w:gridCol w:w="3975"/>
       </w:tblGrid>
       <w:tr>
         <w:trPr>
@@ -120,7 +120,7 @@
         </w:trPr>
         <w:tc>
           <w:tcPr>
-            <w:tcW w:type="dxa" w:w="1200"/>
+            <w:tcW w:type="dxa" w:w="1230"/>
             <w:shd w:val="clear" w:color="auto" w:fill="F1F3F6"/>
             <w:vAlign w:val="center"/>
           </w:tcPr>
@@ -148,7 +148,7 @@
         </w:tc>
         <w:tc>
           <w:tcPr>
-            <w:tcW w:type="dxa" w:w="1200"/>
+            <w:tcW w:type="dxa" w:w="1230"/>
             <w:shd w:val="clear" w:color="auto" w:fill="F1F3F6"/>
             <w:vAlign w:val="center"/>
           </w:tcPr>
@@ -169,7 +169,7 @@
         </w:tc>
         <w:tc>
           <w:tcPr>
-            <w:tcW w:type="dxa" w:w="4035"/>
+            <w:tcW w:type="dxa" w:w="3975"/>
             <w:vAlign w:val="center"/>
           </w:tcPr>
           <w:p/>
@@ -182,7 +182,7 @@
         </w:trPr>
         <w:tc>
           <w:tcPr>
-            <w:tcW w:type="dxa" w:w="1200"/>
+            <w:tcW w:type="dxa" w:w="1230"/>
             <w:shd w:val="clear" w:color="auto" w:fill="F1F3F6"/>
             <w:vAlign w:val="center"/>
           </w:tcPr>
@@ -210,7 +210,7 @@
         </w:tc>
         <w:tc>
           <w:tcPr>
-            <w:tcW w:type="dxa" w:w="1200"/>
+            <w:tcW w:type="dxa" w:w="1230"/>
             <w:shd w:val="clear" w:color="auto" w:fill="F1F3F6"/>
             <w:vAlign w:val="center"/>
           </w:tcPr>
@@ -231,7 +231,7 @@
         </w:tc>
         <w:tc>
           <w:tcPr>
-            <w:tcW w:type="dxa" w:w="4035"/>
+            <w:tcW w:type="dxa" w:w="3975"/>
             <w:vAlign w:val="center"/>
           </w:tcPr>
           <w:p/>
@@ -244,7 +244,7 @@
         </w:trPr>
         <w:tc>
           <w:tcPr>
-            <w:tcW w:type="dxa" w:w="1200"/>
+            <w:tcW w:type="dxa" w:w="1230"/>
             <w:shd w:val="clear" w:color="auto" w:fill="F1F3F6"/>
             <w:vAlign w:val="center"/>
           </w:tcPr>
@@ -265,7 +265,7 @@
         </w:tc>
         <w:tc>
           <w:tcPr>
-            <w:tcW w:type="dxa" w:w="9210"/>
+            <w:tcW w:type="dxa" w:w="9180"/>
             <w:gridSpan w:val="3"/>
             <w:vAlign w:val="center"/>
           </w:tcPr>
@@ -934,7 +934,9 @@
                 <w:color w:val="193357"/>
                 <w:sz w:val="19"/>
               </w:rPr>
-              <w:t>성과 (전환 · 리텐션)</w:t>
+              <w:t>성과 (전환 ·</w:t>
+              <w:br/>
+              <w:t>리텐션)</w:t>
             </w:r>
           </w:p>
         </w:tc>
@@ -1113,10 +1115,10 @@
         <w:tblLook w:firstColumn="1" w:firstRow="1" w:lastColumn="0" w:lastRow="0" w:noHBand="0" w:noVBand="1" w:val="04A0"/>
       </w:tblPr>
       <w:tblGrid>
-        <w:gridCol w:w="1380"/>
-        <w:gridCol w:w="3825"/>
-        <w:gridCol w:w="1380"/>
-        <w:gridCol w:w="3825"/>
+        <w:gridCol w:w="1545"/>
+        <w:gridCol w:w="3660"/>
+        <w:gridCol w:w="1545"/>
+        <w:gridCol w:w="3660"/>
       </w:tblGrid>
       <w:tr>
         <w:trPr>
@@ -1125,7 +1127,7 @@
         </w:trPr>
         <w:tc>
           <w:tcPr>
-            <w:tcW w:type="dxa" w:w="1380"/>
+            <w:tcW w:type="dxa" w:w="1545"/>
             <w:shd w:val="clear" w:color="auto" w:fill="F1F3F6"/>
             <w:vAlign w:val="center"/>
           </w:tcPr>
@@ -1146,14 +1148,14 @@
         </w:tc>
         <w:tc>
           <w:tcPr>
-            <w:tcW w:type="dxa" w:w="3825"/>
+            <w:tcW w:type="dxa" w:w="3660"/>
             <w:vAlign w:val="center"/>
           </w:tcPr>
           <w:p/>
         </w:tc>
         <w:tc>
           <w:tcPr>
-            <w:tcW w:type="dxa" w:w="1380"/>
+            <w:tcW w:type="dxa" w:w="1545"/>
             <w:shd w:val="clear" w:color="auto" w:fill="F1F3F6"/>
             <w:vAlign w:val="center"/>
           </w:tcPr>
@@ -1174,7 +1176,7 @@
         </w:tc>
         <w:tc>
           <w:tcPr>
-            <w:tcW w:type="dxa" w:w="3825"/>
+            <w:tcW w:type="dxa" w:w="3660"/>
             <w:vAlign w:val="center"/>
           </w:tcPr>
           <w:p/>
@@ -1187,7 +1189,7 @@
         </w:trPr>
         <w:tc>
           <w:tcPr>
-            <w:tcW w:type="dxa" w:w="1380"/>
+            <w:tcW w:type="dxa" w:w="1545"/>
             <w:shd w:val="clear" w:color="auto" w:fill="F1F3F6"/>
             <w:vAlign w:val="center"/>
           </w:tcPr>
@@ -1208,14 +1210,14 @@
         </w:tc>
         <w:tc>
           <w:tcPr>
-            <w:tcW w:type="dxa" w:w="3825"/>
+            <w:tcW w:type="dxa" w:w="3660"/>
             <w:vAlign w:val="center"/>
           </w:tcPr>
           <w:p/>
         </w:tc>
         <w:tc>
           <w:tcPr>
-            <w:tcW w:type="dxa" w:w="1380"/>
+            <w:tcW w:type="dxa" w:w="1545"/>
             <w:shd w:val="clear" w:color="auto" w:fill="F1F3F6"/>
             <w:vAlign w:val="center"/>
           </w:tcPr>
@@ -1236,7 +1238,7 @@
         </w:tc>
         <w:tc>
           <w:tcPr>
-            <w:tcW w:type="dxa" w:w="3825"/>
+            <w:tcW w:type="dxa" w:w="3660"/>
             <w:vAlign w:val="center"/>
           </w:tcPr>
           <w:p/>
@@ -1249,7 +1251,7 @@
         </w:trPr>
         <w:tc>
           <w:tcPr>
-            <w:tcW w:type="dxa" w:w="1380"/>
+            <w:tcW w:type="dxa" w:w="1545"/>
             <w:shd w:val="clear" w:color="auto" w:fill="F1F3F6"/>
             <w:vAlign w:val="center"/>
           </w:tcPr>
@@ -1264,13 +1266,15 @@
                 <w:color w:val="193357"/>
                 <w:sz w:val="19"/>
               </w:rPr>
-              <w:t>방법 · 결과 (전후 수치)</w:t>
+              <w:t>방법 · 결과</w:t>
+              <w:br/>
+              <w:t>(전후 수치)</w:t>
             </w:r>
           </w:p>
         </w:tc>
         <w:tc>
           <w:tcPr>
-            <w:tcW w:type="dxa" w:w="9030"/>
+            <w:tcW w:type="dxa" w:w="8865"/>
             <w:gridSpan w:val="3"/>
           </w:tcPr>
           <w:p/>
@@ -1304,10 +1308,10 @@
         <w:tblLook w:firstColumn="1" w:firstRow="1" w:lastColumn="0" w:lastRow="0" w:noHBand="0" w:noVBand="1" w:val="04A0"/>
       </w:tblPr>
       <w:tblGrid>
-        <w:gridCol w:w="1380"/>
-        <w:gridCol w:w="3825"/>
-        <w:gridCol w:w="1380"/>
-        <w:gridCol w:w="3825"/>
+        <w:gridCol w:w="1545"/>
+        <w:gridCol w:w="3660"/>
+        <w:gridCol w:w="1545"/>
+        <w:gridCol w:w="3660"/>
       </w:tblGrid>
       <w:tr>
         <w:trPr>
@@ -1316,7 +1320,7 @@
         </w:trPr>
         <w:tc>
           <w:tcPr>
-            <w:tcW w:type="dxa" w:w="1380"/>
+            <w:tcW w:type="dxa" w:w="1545"/>
             <w:shd w:val="clear" w:color="auto" w:fill="F1F3F6"/>
             <w:vAlign w:val="center"/>
           </w:tcPr>
@@ -1337,14 +1341,14 @@
         </w:tc>
         <w:tc>
           <w:tcPr>
-            <w:tcW w:type="dxa" w:w="3825"/>
+            <w:tcW w:type="dxa" w:w="3660"/>
             <w:vAlign w:val="center"/>
           </w:tcPr>
           <w:p/>
         </w:tc>
         <w:tc>
           <w:tcPr>
-            <w:tcW w:type="dxa" w:w="1380"/>
+            <w:tcW w:type="dxa" w:w="1545"/>
             <w:shd w:val="clear" w:color="auto" w:fill="F1F3F6"/>
             <w:vAlign w:val="center"/>
           </w:tcPr>
@@ -1365,7 +1369,7 @@
         </w:tc>
         <w:tc>
           <w:tcPr>
-            <w:tcW w:type="dxa" w:w="3825"/>
+            <w:tcW w:type="dxa" w:w="3660"/>
             <w:vAlign w:val="center"/>
           </w:tcPr>
           <w:p/>
@@ -1378,7 +1382,7 @@
         </w:trPr>
         <w:tc>
           <w:tcPr>
-            <w:tcW w:type="dxa" w:w="1380"/>
+            <w:tcW w:type="dxa" w:w="1545"/>
             <w:shd w:val="clear" w:color="auto" w:fill="F1F3F6"/>
             <w:vAlign w:val="center"/>
           </w:tcPr>
@@ -1399,14 +1403,14 @@
         </w:tc>
         <w:tc>
           <w:tcPr>
-            <w:tcW w:type="dxa" w:w="3825"/>
+            <w:tcW w:type="dxa" w:w="3660"/>
             <w:vAlign w:val="center"/>
           </w:tcPr>
           <w:p/>
         </w:tc>
         <w:tc>
           <w:tcPr>
-            <w:tcW w:type="dxa" w:w="1380"/>
+            <w:tcW w:type="dxa" w:w="1545"/>
             <w:shd w:val="clear" w:color="auto" w:fill="F1F3F6"/>
             <w:vAlign w:val="center"/>
           </w:tcPr>
@@ -1427,7 +1431,7 @@
         </w:tc>
         <w:tc>
           <w:tcPr>
-            <w:tcW w:type="dxa" w:w="3825"/>
+            <w:tcW w:type="dxa" w:w="3660"/>
             <w:vAlign w:val="center"/>
           </w:tcPr>
           <w:p/>
@@ -1440,7 +1444,7 @@
         </w:trPr>
         <w:tc>
           <w:tcPr>
-            <w:tcW w:type="dxa" w:w="1380"/>
+            <w:tcW w:type="dxa" w:w="1545"/>
             <w:shd w:val="clear" w:color="auto" w:fill="F1F3F6"/>
             <w:vAlign w:val="center"/>
           </w:tcPr>
@@ -1455,13 +1459,15 @@
                 <w:color w:val="193357"/>
                 <w:sz w:val="19"/>
               </w:rPr>
-              <w:t>방법 · 결과 (전후 수치)</w:t>
+              <w:t>방법 · 결과</w:t>
+              <w:br/>
+              <w:t>(전후 수치)</w:t>
             </w:r>
           </w:p>
         </w:tc>
         <w:tc>
           <w:tcPr>
-            <w:tcW w:type="dxa" w:w="9030"/>
+            <w:tcW w:type="dxa" w:w="8865"/>
             <w:gridSpan w:val="3"/>
           </w:tcPr>
           <w:p/>
@@ -1521,10 +1527,10 @@
         <w:tblLook w:firstColumn="1" w:firstRow="1" w:lastColumn="0" w:lastRow="0" w:noHBand="0" w:noVBand="1" w:val="04A0"/>
       </w:tblPr>
       <w:tblGrid>
-        <w:gridCol w:w="1380"/>
-        <w:gridCol w:w="3825"/>
-        <w:gridCol w:w="1380"/>
-        <w:gridCol w:w="3825"/>
+        <w:gridCol w:w="1545"/>
+        <w:gridCol w:w="3660"/>
+        <w:gridCol w:w="1545"/>
+        <w:gridCol w:w="3660"/>
       </w:tblGrid>
       <w:tr>
         <w:trPr>
@@ -1533,7 +1539,7 @@
         </w:trPr>
         <w:tc>
           <w:tcPr>
-            <w:tcW w:type="dxa" w:w="1380"/>
+            <w:tcW w:type="dxa" w:w="1545"/>
             <w:shd w:val="clear" w:color="auto" w:fill="F1F3F6"/>
             <w:vAlign w:val="center"/>
           </w:tcPr>
@@ -1554,13 +1560,13 @@
         </w:tc>
         <w:tc>
           <w:tcPr>
-            <w:tcW w:type="dxa" w:w="3825"/>
+            <w:tcW w:type="dxa" w:w="3660"/>
           </w:tcPr>
           <w:p/>
         </w:tc>
         <w:tc>
           <w:tcPr>
-            <w:tcW w:type="dxa" w:w="1380"/>
+            <w:tcW w:type="dxa" w:w="1545"/>
             <w:shd w:val="clear" w:color="auto" w:fill="F1F3F6"/>
             <w:vAlign w:val="center"/>
           </w:tcPr>
@@ -1581,7 +1587,7 @@
         </w:tc>
         <w:tc>
           <w:tcPr>
-            <w:tcW w:type="dxa" w:w="3825"/>
+            <w:tcW w:type="dxa" w:w="3660"/>
           </w:tcPr>
           <w:p/>
         </w:tc>
@@ -1593,7 +1599,7 @@
         </w:trPr>
         <w:tc>
           <w:tcPr>
-            <w:tcW w:type="dxa" w:w="1380"/>
+            <w:tcW w:type="dxa" w:w="1545"/>
             <w:shd w:val="clear" w:color="auto" w:fill="F1F3F6"/>
             <w:vAlign w:val="center"/>
           </w:tcPr>
@@ -1614,13 +1620,13 @@
         </w:tc>
         <w:tc>
           <w:tcPr>
-            <w:tcW w:type="dxa" w:w="3825"/>
+            <w:tcW w:type="dxa" w:w="3660"/>
           </w:tcPr>
           <w:p/>
         </w:tc>
         <w:tc>
           <w:tcPr>
-            <w:tcW w:type="dxa" w:w="1380"/>
+            <w:tcW w:type="dxa" w:w="1545"/>
             <w:shd w:val="clear" w:color="auto" w:fill="F1F3F6"/>
             <w:vAlign w:val="center"/>
           </w:tcPr>
@@ -1635,13 +1641,15 @@
                 <w:color w:val="193357"/>
                 <w:sz w:val="18"/>
               </w:rPr>
-              <w:t>사용 기술 · 도구</w:t>
+              <w:t>사용 기술 ·</w:t>
+              <w:br/>
+              <w:t>도구</w:t>
             </w:r>
           </w:p>
         </w:tc>
         <w:tc>
           <w:tcPr>
-            <w:tcW w:type="dxa" w:w="3825"/>
+            <w:tcW w:type="dxa" w:w="3660"/>
           </w:tcPr>
           <w:p/>
         </w:tc>
@@ -1653,7 +1661,7 @@
         </w:trPr>
         <w:tc>
           <w:tcPr>
-            <w:tcW w:type="dxa" w:w="1380"/>
+            <w:tcW w:type="dxa" w:w="1545"/>
             <w:shd w:val="clear" w:color="auto" w:fill="F1F3F6"/>
             <w:vAlign w:val="center"/>
           </w:tcPr>
@@ -1674,7 +1682,7 @@
         </w:tc>
         <w:tc>
           <w:tcPr>
-            <w:tcW w:type="dxa" w:w="9030"/>
+            <w:tcW w:type="dxa" w:w="8865"/>
             <w:gridSpan w:val="3"/>
           </w:tcPr>
           <w:p/>
@@ -1687,7 +1695,7 @@
         </w:trPr>
         <w:tc>
           <w:tcPr>
-            <w:tcW w:type="dxa" w:w="1380"/>
+            <w:tcW w:type="dxa" w:w="1545"/>
             <w:shd w:val="clear" w:color="auto" w:fill="F1F3F6"/>
             <w:vAlign w:val="center"/>
           </w:tcPr>
@@ -1708,7 +1716,7 @@
         </w:tc>
         <w:tc>
           <w:tcPr>
-            <w:tcW w:type="dxa" w:w="9030"/>
+            <w:tcW w:type="dxa" w:w="8865"/>
             <w:gridSpan w:val="3"/>
           </w:tcPr>
           <w:p/>
@@ -1742,10 +1750,10 @@
         <w:tblLook w:firstColumn="1" w:firstRow="1" w:lastColumn="0" w:lastRow="0" w:noHBand="0" w:noVBand="1" w:val="04A0"/>
       </w:tblPr>
       <w:tblGrid>
-        <w:gridCol w:w="1380"/>
-        <w:gridCol w:w="3825"/>
-        <w:gridCol w:w="1380"/>
-        <w:gridCol w:w="3825"/>
+        <w:gridCol w:w="1545"/>
+        <w:gridCol w:w="3660"/>
+        <w:gridCol w:w="1545"/>
+        <w:gridCol w:w="3660"/>
       </w:tblGrid>
       <w:tr>
         <w:trPr>
@@ -1754,7 +1762,7 @@
         </w:trPr>
         <w:tc>
           <w:tcPr>
-            <w:tcW w:type="dxa" w:w="1380"/>
+            <w:tcW w:type="dxa" w:w="1545"/>
             <w:shd w:val="clear" w:color="auto" w:fill="F1F3F6"/>
             <w:vAlign w:val="center"/>
           </w:tcPr>
@@ -1775,13 +1783,13 @@
         </w:tc>
         <w:tc>
           <w:tcPr>
-            <w:tcW w:type="dxa" w:w="3825"/>
+            <w:tcW w:type="dxa" w:w="3660"/>
           </w:tcPr>
           <w:p/>
         </w:tc>
         <w:tc>
           <w:tcPr>
-            <w:tcW w:type="dxa" w:w="1380"/>
+            <w:tcW w:type="dxa" w:w="1545"/>
             <w:shd w:val="clear" w:color="auto" w:fill="F1F3F6"/>
             <w:vAlign w:val="center"/>
           </w:tcPr>
@@ -1802,7 +1810,7 @@
         </w:tc>
         <w:tc>
           <w:tcPr>
-            <w:tcW w:type="dxa" w:w="3825"/>
+            <w:tcW w:type="dxa" w:w="3660"/>
           </w:tcPr>
           <w:p/>
         </w:tc>
@@ -1814,7 +1822,7 @@
         </w:trPr>
         <w:tc>
           <w:tcPr>
-            <w:tcW w:type="dxa" w:w="1380"/>
+            <w:tcW w:type="dxa" w:w="1545"/>
             <w:shd w:val="clear" w:color="auto" w:fill="F1F3F6"/>
             <w:vAlign w:val="center"/>
           </w:tcPr>
@@ -1835,13 +1843,13 @@
         </w:tc>
         <w:tc>
           <w:tcPr>
-            <w:tcW w:type="dxa" w:w="3825"/>
+            <w:tcW w:type="dxa" w:w="3660"/>
           </w:tcPr>
           <w:p/>
         </w:tc>
         <w:tc>
           <w:tcPr>
-            <w:tcW w:type="dxa" w:w="1380"/>
+            <w:tcW w:type="dxa" w:w="1545"/>
             <w:shd w:val="clear" w:color="auto" w:fill="F1F3F6"/>
             <w:vAlign w:val="center"/>
           </w:tcPr>
@@ -1856,13 +1864,15 @@
                 <w:color w:val="193357"/>
                 <w:sz w:val="18"/>
               </w:rPr>
-              <w:t>사용 기술 · 도구</w:t>
+              <w:t>사용 기술 ·</w:t>
+              <w:br/>
+              <w:t>도구</w:t>
             </w:r>
           </w:p>
         </w:tc>
         <w:tc>
           <w:tcPr>
-            <w:tcW w:type="dxa" w:w="3825"/>
+            <w:tcW w:type="dxa" w:w="3660"/>
           </w:tcPr>
           <w:p/>
         </w:tc>
@@ -1874,7 +1884,7 @@
         </w:trPr>
         <w:tc>
           <w:tcPr>
-            <w:tcW w:type="dxa" w:w="1380"/>
+            <w:tcW w:type="dxa" w:w="1545"/>
             <w:shd w:val="clear" w:color="auto" w:fill="F1F3F6"/>
             <w:vAlign w:val="center"/>
           </w:tcPr>
@@ -1895,7 +1905,7 @@
         </w:tc>
         <w:tc>
           <w:tcPr>
-            <w:tcW w:type="dxa" w:w="9030"/>
+            <w:tcW w:type="dxa" w:w="8865"/>
             <w:gridSpan w:val="3"/>
           </w:tcPr>
           <w:p/>
@@ -1908,7 +1918,7 @@
         </w:trPr>
         <w:tc>
           <w:tcPr>
-            <w:tcW w:type="dxa" w:w="1380"/>
+            <w:tcW w:type="dxa" w:w="1545"/>
             <w:shd w:val="clear" w:color="auto" w:fill="F1F3F6"/>
             <w:vAlign w:val="center"/>
           </w:tcPr>
@@ -1929,7 +1939,7 @@
         </w:tc>
         <w:tc>
           <w:tcPr>
-            <w:tcW w:type="dxa" w:w="9030"/>
+            <w:tcW w:type="dxa" w:w="8865"/>
             <w:gridSpan w:val="3"/>
           </w:tcPr>
           <w:p/>

--- a/public/fun/forms/이력서_CRM·그로스마케터_6_NCS형.docx
+++ b/public/fun/forms/이력서_CRM·그로스마케터_6_NCS형.docx
@@ -481,7 +481,7 @@
                 <w:color w:val="A9B0B8"/>
                 <w:sz w:val="16"/>
               </w:rPr>
-              <w:t>예) 2022.03 ~ 2024.02</w:t>
+              <w:t>예) ○○○○.○○ ~ ○○○○.○○</w:t>
             </w:r>
           </w:p>
         </w:tc>
@@ -500,7 +500,7 @@
                 <w:color w:val="A9B0B8"/>
                 <w:sz w:val="16"/>
               </w:rPr>
-              <w:t>○○대학교 (졸업)</w:t>
+              <w:t>학교명 입력 (졸업)</w:t>
             </w:r>
           </w:p>
         </w:tc>
@@ -1961,7 +1961,7 @@
         <w:rPr>
           <w:sz w:val="19"/>
         </w:rPr>
-        <w:t>위 내용은 사실과 다름이 없음을 확인합니다.     20      년      월      일     작성자 :  ______________  (서명)</w:t>
+        <w:t>위 내용은 사실과 다름이 없음을 확인합니다.           년      월      일     작성자 :  ______________  (서명)</w:t>
       </w:r>
     </w:p>
     <w:p>
@@ -2227,7 +2227,7 @@
                 <w:color w:val="34598E"/>
                 <w:sz w:val="19"/>
               </w:rPr>
-              <w:t>2022~현재 · ○○ 앱 CRM · 푸시·이메일 자동화 12개 · 30일 리텐션 21% → 29%</w:t>
+              <w:t>기간 입력 · ○○ 앱 CRM · 푸시·이메일 자동화 12개 · 30일 리텐션 21% → 29%</w:t>
             </w:r>
           </w:p>
         </w:tc>
